--- a/cep-iot-bus-stop/chapters/CEP_Feedback_Questionnaire.docx
+++ b/cep-iot-bus-stop/chapters/CEP_Feedback_Questionnaire.docx
@@ -514,7 +514,7 @@
       <w:pgMar w:top="794" w:right="907" w:bottom="907" w:left="907" w:header="720" w:footer="720" w:gutter="0"/>
       <w:cols w:space="720"/>
       <w:docGrid w:linePitch="360"/>
-      <w:pgNumType w:start="90"/>
+      <w:pgNumType w:start="95"/>
     </w:sectPr>
   </w:body>
 </w:document>

--- a/cep-iot-bus-stop/chapters/CEP_Feedback_Questionnaire.docx
+++ b/cep-iot-bus-stop/chapters/CEP_Feedback_Questionnaire.docx
@@ -151,8 +151,17 @@
         <w:tc>
           <w:tcPr>
             <w:tcW w:type="dxa" w:w="10426"/>
+            <w:tcMar>
+              <w:top w:w="90" w:type="dxa"/>
+              <w:left w:w="120" w:type="dxa"/>
+              <w:bottom w:w="90" w:type="dxa"/>
+              <w:right w:w="120" w:type="dxa"/>
+            </w:tcMar>
           </w:tcPr>
           <w:p>
+            <w:pPr>
+              <w:spacing w:after="120" w:before="60"/>
+            </w:pPr>
             <w:r/>
             <w:r>
               <w:rPr>
@@ -165,6 +174,15 @@
             </w:r>
           </w:p>
           <w:p>
+            <w:pPr>
+              <w:tabs>
+                <w:tab w:pos="0" w:val="left"/>
+                <w:tab w:pos="2574" w:val="left"/>
+                <w:tab w:pos="5148" w:val="left"/>
+                <w:tab w:pos="7722" w:val="left"/>
+              </w:tabs>
+              <w:spacing w:before="80" w:after="80" w:line="276" w:lineRule="auto"/>
+            </w:pPr>
             <w:r>
               <w:rPr>
                 <w:rFonts w:ascii="Times New Roman" w:hAnsi="Times New Roman" w:eastAsia="Times New Roman"/>
@@ -172,7 +190,13 @@
                 <w:color w:val="000000"/>
                 <w:sz w:val="18"/>
               </w:rPr>
-              <w:t>☐  Very Easy     ☐  Easy     ☐  Neutral     ☐  Difficult</w:t>
+              <w:t>☐   Very Easy</w:t>
+              <w:tab/>
+              <w:t>☐   Easy</w:t>
+              <w:tab/>
+              <w:t>☐   Neutral</w:t>
+              <w:tab/>
+              <w:t>☐   Difficult</w:t>
             </w:r>
           </w:p>
         </w:tc>
@@ -181,8 +205,17 @@
         <w:tc>
           <w:tcPr>
             <w:tcW w:type="dxa" w:w="10426"/>
+            <w:tcMar>
+              <w:top w:w="90" w:type="dxa"/>
+              <w:left w:w="120" w:type="dxa"/>
+              <w:bottom w:w="90" w:type="dxa"/>
+              <w:right w:w="120" w:type="dxa"/>
+            </w:tcMar>
           </w:tcPr>
           <w:p>
+            <w:pPr>
+              <w:spacing w:after="120" w:before="60"/>
+            </w:pPr>
             <w:r/>
             <w:r>
               <w:rPr>
@@ -195,6 +228,15 @@
             </w:r>
           </w:p>
           <w:p>
+            <w:pPr>
+              <w:tabs>
+                <w:tab w:pos="0" w:val="left"/>
+                <w:tab w:pos="2574" w:val="left"/>
+                <w:tab w:pos="5148" w:val="left"/>
+                <w:tab w:pos="7722" w:val="left"/>
+              </w:tabs>
+              <w:spacing w:before="80" w:after="80" w:line="276" w:lineRule="auto"/>
+            </w:pPr>
             <w:r>
               <w:rPr>
                 <w:rFonts w:ascii="Times New Roman" w:hAnsi="Times New Roman" w:eastAsia="Times New Roman"/>
@@ -202,7 +244,13 @@
                 <w:color w:val="000000"/>
                 <w:sz w:val="18"/>
               </w:rPr>
-              <w:t>☐  Very Useful     ☐  Useful     ☐  Moderately Useful     ☐  Not Useful at All</w:t>
+              <w:t>☐   Very Useful</w:t>
+              <w:tab/>
+              <w:t>☐   Useful</w:t>
+              <w:tab/>
+              <w:t>☐   Moderately Useful</w:t>
+              <w:tab/>
+              <w:t>☐   Not Useful at All</w:t>
             </w:r>
           </w:p>
         </w:tc>
@@ -211,8 +259,17 @@
         <w:tc>
           <w:tcPr>
             <w:tcW w:type="dxa" w:w="10426"/>
+            <w:tcMar>
+              <w:top w:w="90" w:type="dxa"/>
+              <w:left w:w="120" w:type="dxa"/>
+              <w:bottom w:w="90" w:type="dxa"/>
+              <w:right w:w="120" w:type="dxa"/>
+            </w:tcMar>
           </w:tcPr>
           <w:p>
+            <w:pPr>
+              <w:spacing w:after="120" w:before="60"/>
+            </w:pPr>
             <w:r/>
             <w:r>
               <w:rPr>
@@ -225,6 +282,15 @@
             </w:r>
           </w:p>
           <w:p>
+            <w:pPr>
+              <w:tabs>
+                <w:tab w:pos="0" w:val="left"/>
+                <w:tab w:pos="2574" w:val="left"/>
+                <w:tab w:pos="5148" w:val="left"/>
+                <w:tab w:pos="7722" w:val="left"/>
+              </w:tabs>
+              <w:spacing w:before="80" w:after="80" w:line="276" w:lineRule="auto"/>
+            </w:pPr>
             <w:r>
               <w:rPr>
                 <w:rFonts w:ascii="Times New Roman" w:hAnsi="Times New Roman" w:eastAsia="Times New Roman"/>
@@ -232,7 +298,13 @@
                 <w:color w:val="000000"/>
                 <w:sz w:val="18"/>
               </w:rPr>
-              <w:t>☐  Very Clear     ☐  Clear     ☐  Neutral     ☐  Unclear</w:t>
+              <w:t>☐   Very Clear</w:t>
+              <w:tab/>
+              <w:t>☐   Clear</w:t>
+              <w:tab/>
+              <w:t>☐   Neutral</w:t>
+              <w:tab/>
+              <w:t>☐   Unclear</w:t>
             </w:r>
           </w:p>
         </w:tc>
@@ -241,8 +313,17 @@
         <w:tc>
           <w:tcPr>
             <w:tcW w:type="dxa" w:w="10426"/>
+            <w:tcMar>
+              <w:top w:w="90" w:type="dxa"/>
+              <w:left w:w="120" w:type="dxa"/>
+              <w:bottom w:w="90" w:type="dxa"/>
+              <w:right w:w="120" w:type="dxa"/>
+            </w:tcMar>
           </w:tcPr>
           <w:p>
+            <w:pPr>
+              <w:spacing w:after="120" w:before="60"/>
+            </w:pPr>
             <w:r/>
             <w:r>
               <w:rPr>
@@ -255,6 +336,15 @@
             </w:r>
           </w:p>
           <w:p>
+            <w:pPr>
+              <w:tabs>
+                <w:tab w:pos="0" w:val="left"/>
+                <w:tab w:pos="2574" w:val="left"/>
+                <w:tab w:pos="5148" w:val="left"/>
+                <w:tab w:pos="7722" w:val="left"/>
+              </w:tabs>
+              <w:spacing w:before="80" w:after="80" w:line="276" w:lineRule="auto"/>
+            </w:pPr>
             <w:r>
               <w:rPr>
                 <w:rFonts w:ascii="Times New Roman" w:hAnsi="Times New Roman" w:eastAsia="Times New Roman"/>
@@ -262,7 +352,13 @@
                 <w:color w:val="000000"/>
                 <w:sz w:val="18"/>
               </w:rPr>
-              <w:t>☐  Very Useful     ☐  Useful     ☐  Moderately Useful     ☐  Not Useful at All</w:t>
+              <w:t>☐   Very Useful</w:t>
+              <w:tab/>
+              <w:t>☐   Useful</w:t>
+              <w:tab/>
+              <w:t>☐   Moderately Useful</w:t>
+              <w:tab/>
+              <w:t>☐   Not Useful at All</w:t>
             </w:r>
           </w:p>
         </w:tc>
@@ -271,8 +367,17 @@
         <w:tc>
           <w:tcPr>
             <w:tcW w:type="dxa" w:w="10426"/>
+            <w:tcMar>
+              <w:top w:w="90" w:type="dxa"/>
+              <w:left w:w="120" w:type="dxa"/>
+              <w:bottom w:w="90" w:type="dxa"/>
+              <w:right w:w="120" w:type="dxa"/>
+            </w:tcMar>
           </w:tcPr>
           <w:p>
+            <w:pPr>
+              <w:spacing w:after="120" w:before="60"/>
+            </w:pPr>
             <w:r/>
             <w:r>
               <w:rPr>
@@ -285,6 +390,15 @@
             </w:r>
           </w:p>
           <w:p>
+            <w:pPr>
+              <w:tabs>
+                <w:tab w:pos="0" w:val="left"/>
+                <w:tab w:pos="2574" w:val="left"/>
+                <w:tab w:pos="5148" w:val="left"/>
+                <w:tab w:pos="7722" w:val="left"/>
+              </w:tabs>
+              <w:spacing w:before="80" w:after="80" w:line="276" w:lineRule="auto"/>
+            </w:pPr>
             <w:r>
               <w:rPr>
                 <w:rFonts w:ascii="Times New Roman" w:hAnsi="Times New Roman" w:eastAsia="Times New Roman"/>
@@ -292,7 +406,13 @@
                 <w:color w:val="000000"/>
                 <w:sz w:val="18"/>
               </w:rPr>
-              <w:t>☐  Very Useful     ☐  Useful     ☐  Moderately Useful     ☐  Not Useful at All</w:t>
+              <w:t>☐   Very Useful</w:t>
+              <w:tab/>
+              <w:t>☐   Useful</w:t>
+              <w:tab/>
+              <w:t>☐   Moderately Useful</w:t>
+              <w:tab/>
+              <w:t>☐   Not Useful at All</w:t>
             </w:r>
           </w:p>
         </w:tc>
@@ -301,8 +421,17 @@
         <w:tc>
           <w:tcPr>
             <w:tcW w:type="dxa" w:w="10426"/>
+            <w:tcMar>
+              <w:top w:w="90" w:type="dxa"/>
+              <w:left w:w="120" w:type="dxa"/>
+              <w:bottom w:w="90" w:type="dxa"/>
+              <w:right w:w="120" w:type="dxa"/>
+            </w:tcMar>
           </w:tcPr>
           <w:p>
+            <w:pPr>
+              <w:spacing w:after="120" w:before="60"/>
+            </w:pPr>
             <w:r/>
             <w:r>
               <w:rPr>
@@ -315,6 +444,15 @@
             </w:r>
           </w:p>
           <w:p>
+            <w:pPr>
+              <w:tabs>
+                <w:tab w:pos="0" w:val="left"/>
+                <w:tab w:pos="2574" w:val="left"/>
+                <w:tab w:pos="5148" w:val="left"/>
+                <w:tab w:pos="7722" w:val="left"/>
+              </w:tabs>
+              <w:spacing w:before="80" w:after="80" w:line="276" w:lineRule="auto"/>
+            </w:pPr>
             <w:r>
               <w:rPr>
                 <w:rFonts w:ascii="Times New Roman" w:hAnsi="Times New Roman" w:eastAsia="Times New Roman"/>
@@ -322,7 +460,13 @@
                 <w:color w:val="000000"/>
                 <w:sz w:val="18"/>
               </w:rPr>
-              <w:t>☐  Very Easy     ☐  Easy     ☐  Neutral     ☐  Difficult</w:t>
+              <w:t>☐   Very Easy</w:t>
+              <w:tab/>
+              <w:t>☐   Easy</w:t>
+              <w:tab/>
+              <w:t>☐   Neutral</w:t>
+              <w:tab/>
+              <w:t>☐   Difficult</w:t>
             </w:r>
           </w:p>
         </w:tc>
@@ -331,8 +475,17 @@
         <w:tc>
           <w:tcPr>
             <w:tcW w:type="dxa" w:w="10426"/>
+            <w:tcMar>
+              <w:top w:w="90" w:type="dxa"/>
+              <w:left w:w="120" w:type="dxa"/>
+              <w:bottom w:w="90" w:type="dxa"/>
+              <w:right w:w="120" w:type="dxa"/>
+            </w:tcMar>
           </w:tcPr>
           <w:p>
+            <w:pPr>
+              <w:spacing w:after="120" w:before="60"/>
+            </w:pPr>
             <w:r/>
             <w:r>
               <w:rPr>
@@ -345,6 +498,15 @@
             </w:r>
           </w:p>
           <w:p>
+            <w:pPr>
+              <w:tabs>
+                <w:tab w:pos="0" w:val="left"/>
+                <w:tab w:pos="2574" w:val="left"/>
+                <w:tab w:pos="5148" w:val="left"/>
+                <w:tab w:pos="7722" w:val="left"/>
+              </w:tabs>
+              <w:spacing w:before="80" w:after="80" w:line="276" w:lineRule="auto"/>
+            </w:pPr>
             <w:r>
               <w:rPr>
                 <w:rFonts w:ascii="Times New Roman" w:hAnsi="Times New Roman" w:eastAsia="Times New Roman"/>
@@ -352,7 +514,13 @@
                 <w:color w:val="000000"/>
                 <w:sz w:val="18"/>
               </w:rPr>
-              <w:t>☐  Very Clear     ☐  Clear     ☐  Neutral     ☐  Unclear</w:t>
+              <w:t>☐   Very Clear</w:t>
+              <w:tab/>
+              <w:t>☐   Clear</w:t>
+              <w:tab/>
+              <w:t>☐   Neutral</w:t>
+              <w:tab/>
+              <w:t>☐   Unclear</w:t>
             </w:r>
           </w:p>
         </w:tc>
@@ -361,8 +529,17 @@
         <w:tc>
           <w:tcPr>
             <w:tcW w:type="dxa" w:w="10426"/>
+            <w:tcMar>
+              <w:top w:w="90" w:type="dxa"/>
+              <w:left w:w="120" w:type="dxa"/>
+              <w:bottom w:w="90" w:type="dxa"/>
+              <w:right w:w="120" w:type="dxa"/>
+            </w:tcMar>
           </w:tcPr>
           <w:p>
+            <w:pPr>
+              <w:spacing w:after="120" w:before="60"/>
+            </w:pPr>
             <w:r/>
             <w:r>
               <w:rPr>
@@ -375,6 +552,15 @@
             </w:r>
           </w:p>
           <w:p>
+            <w:pPr>
+              <w:tabs>
+                <w:tab w:pos="0" w:val="left"/>
+                <w:tab w:pos="2574" w:val="left"/>
+                <w:tab w:pos="5148" w:val="left"/>
+                <w:tab w:pos="7722" w:val="left"/>
+              </w:tabs>
+              <w:spacing w:before="80" w:after="80" w:line="276" w:lineRule="auto"/>
+            </w:pPr>
             <w:r>
               <w:rPr>
                 <w:rFonts w:ascii="Times New Roman" w:hAnsi="Times New Roman" w:eastAsia="Times New Roman"/>
@@ -382,7 +568,13 @@
                 <w:color w:val="000000"/>
                 <w:sz w:val="18"/>
               </w:rPr>
-              <w:t>☐  Very Confident     ☐  Confident     ☐  Moderately Confident     ☐  Slightly Confident</w:t>
+              <w:t>☐   Very Confident</w:t>
+              <w:tab/>
+              <w:t>☐   Confident</w:t>
+              <w:tab/>
+              <w:t>☐   Moderately Confident</w:t>
+              <w:tab/>
+              <w:t>☐   Slightly Confident</w:t>
             </w:r>
           </w:p>
         </w:tc>
@@ -391,8 +583,17 @@
         <w:tc>
           <w:tcPr>
             <w:tcW w:type="dxa" w:w="10426"/>
+            <w:tcMar>
+              <w:top w:w="90" w:type="dxa"/>
+              <w:left w:w="120" w:type="dxa"/>
+              <w:bottom w:w="90" w:type="dxa"/>
+              <w:right w:w="120" w:type="dxa"/>
+            </w:tcMar>
           </w:tcPr>
           <w:p>
+            <w:pPr>
+              <w:spacing w:after="120" w:before="60"/>
+            </w:pPr>
             <w:r/>
             <w:r>
               <w:rPr>
@@ -405,6 +606,15 @@
             </w:r>
           </w:p>
           <w:p>
+            <w:pPr>
+              <w:tabs>
+                <w:tab w:pos="0" w:val="left"/>
+                <w:tab w:pos="2574" w:val="left"/>
+                <w:tab w:pos="5148" w:val="left"/>
+                <w:tab w:pos="7722" w:val="left"/>
+              </w:tabs>
+              <w:spacing w:before="80" w:after="80" w:line="276" w:lineRule="auto"/>
+            </w:pPr>
             <w:r>
               <w:rPr>
                 <w:rFonts w:ascii="Times New Roman" w:hAnsi="Times New Roman" w:eastAsia="Times New Roman"/>
@@ -412,7 +622,13 @@
                 <w:color w:val="000000"/>
                 <w:sz w:val="18"/>
               </w:rPr>
-              <w:t>☐  Definitely Yes     ☐  Probably Yes     ☐  Not Sure     ☐  Definitely No</w:t>
+              <w:t>☐   Definitely Yes</w:t>
+              <w:tab/>
+              <w:t>☐   Probably Yes</w:t>
+              <w:tab/>
+              <w:t>☐   Not Sure</w:t>
+              <w:tab/>
+              <w:t>☐   Definitely No</w:t>
             </w:r>
           </w:p>
         </w:tc>
@@ -421,8 +637,17 @@
         <w:tc>
           <w:tcPr>
             <w:tcW w:type="dxa" w:w="10426"/>
+            <w:tcMar>
+              <w:top w:w="90" w:type="dxa"/>
+              <w:left w:w="120" w:type="dxa"/>
+              <w:bottom w:w="90" w:type="dxa"/>
+              <w:right w:w="120" w:type="dxa"/>
+            </w:tcMar>
           </w:tcPr>
           <w:p>
+            <w:pPr>
+              <w:spacing w:after="120" w:before="60"/>
+            </w:pPr>
             <w:r/>
             <w:r>
               <w:rPr>
@@ -435,6 +660,15 @@
             </w:r>
           </w:p>
           <w:p>
+            <w:pPr>
+              <w:tabs>
+                <w:tab w:pos="0" w:val="left"/>
+                <w:tab w:pos="2574" w:val="left"/>
+                <w:tab w:pos="5148" w:val="left"/>
+                <w:tab w:pos="7722" w:val="left"/>
+              </w:tabs>
+              <w:spacing w:before="80" w:after="80" w:line="276" w:lineRule="auto"/>
+            </w:pPr>
             <w:r>
               <w:rPr>
                 <w:rFonts w:ascii="Times New Roman" w:hAnsi="Times New Roman" w:eastAsia="Times New Roman"/>
@@ -442,7 +676,13 @@
                 <w:color w:val="000000"/>
                 <w:sz w:val="18"/>
               </w:rPr>
-              <w:t>☐  Very Clear     ☐  Clear     ☐  Neutral     ☐  Unclear</w:t>
+              <w:t>☐   Very Clear</w:t>
+              <w:tab/>
+              <w:t>☐   Clear</w:t>
+              <w:tab/>
+              <w:t>☐   Neutral</w:t>
+              <w:tab/>
+              <w:t>☐   Unclear</w:t>
             </w:r>
           </w:p>
         </w:tc>
@@ -451,8 +691,17 @@
         <w:tc>
           <w:tcPr>
             <w:tcW w:type="dxa" w:w="10426"/>
+            <w:tcMar>
+              <w:top w:w="90" w:type="dxa"/>
+              <w:left w:w="120" w:type="dxa"/>
+              <w:bottom w:w="90" w:type="dxa"/>
+              <w:right w:w="120" w:type="dxa"/>
+            </w:tcMar>
           </w:tcPr>
           <w:p>
+            <w:pPr>
+              <w:spacing w:after="120" w:before="60"/>
+            </w:pPr>
             <w:r/>
             <w:r>
               <w:rPr>
@@ -465,6 +714,15 @@
             </w:r>
           </w:p>
           <w:p>
+            <w:pPr>
+              <w:tabs>
+                <w:tab w:pos="0" w:val="left"/>
+                <w:tab w:pos="2574" w:val="left"/>
+                <w:tab w:pos="5148" w:val="left"/>
+                <w:tab w:pos="7722" w:val="left"/>
+              </w:tabs>
+              <w:spacing w:before="80" w:after="80" w:line="276" w:lineRule="auto"/>
+            </w:pPr>
             <w:r>
               <w:rPr>
                 <w:rFonts w:ascii="Times New Roman" w:hAnsi="Times New Roman" w:eastAsia="Times New Roman"/>
@@ -472,7 +730,13 @@
                 <w:color w:val="000000"/>
                 <w:sz w:val="18"/>
               </w:rPr>
-              <w:t>☐  Very Useful     ☐  Useful     ☐  Moderately Useful     ☐  Not Useful at All</w:t>
+              <w:t>☐   Very Useful</w:t>
+              <w:tab/>
+              <w:t>☐   Useful</w:t>
+              <w:tab/>
+              <w:t>☐   Moderately Useful</w:t>
+              <w:tab/>
+              <w:t>☐   Not Useful at All</w:t>
             </w:r>
           </w:p>
         </w:tc>
@@ -481,8 +745,17 @@
         <w:tc>
           <w:tcPr>
             <w:tcW w:type="dxa" w:w="10426"/>
+            <w:tcMar>
+              <w:top w:w="90" w:type="dxa"/>
+              <w:left w:w="120" w:type="dxa"/>
+              <w:bottom w:w="90" w:type="dxa"/>
+              <w:right w:w="120" w:type="dxa"/>
+            </w:tcMar>
           </w:tcPr>
           <w:p>
+            <w:pPr>
+              <w:spacing w:after="120" w:before="60"/>
+            </w:pPr>
             <w:r/>
             <w:r>
               <w:rPr>
@@ -495,6 +768,15 @@
             </w:r>
           </w:p>
           <w:p>
+            <w:pPr>
+              <w:tabs>
+                <w:tab w:pos="0" w:val="left"/>
+                <w:tab w:pos="2574" w:val="left"/>
+                <w:tab w:pos="5148" w:val="left"/>
+                <w:tab w:pos="7722" w:val="left"/>
+              </w:tabs>
+              <w:spacing w:before="80" w:after="80" w:line="276" w:lineRule="auto"/>
+            </w:pPr>
             <w:r>
               <w:rPr>
                 <w:rFonts w:ascii="Times New Roman" w:hAnsi="Times New Roman" w:eastAsia="Times New Roman"/>
@@ -502,7 +784,13 @@
                 <w:color w:val="000000"/>
                 <w:sz w:val="18"/>
               </w:rPr>
-              <w:t>☐  Very Satisfied     ☐  Satisfied     ☐  Neutral     ☐  Dissatisfied</w:t>
+              <w:t>☐   Very Satisfied</w:t>
+              <w:tab/>
+              <w:t>☐   Satisfied</w:t>
+              <w:tab/>
+              <w:t>☐   Neutral</w:t>
+              <w:tab/>
+              <w:t>☐   Dissatisfied</w:t>
             </w:r>
           </w:p>
         </w:tc>

--- a/cep-iot-bus-stop/chapters/CEP_Feedback_Questionnaire.docx
+++ b/cep-iot-bus-stop/chapters/CEP_Feedback_Questionnaire.docx
@@ -4,830 +4,52 @@
   <w:body>
     <w:p>
       <w:pPr>
+        <w:spacing w:before="0" w:after="0" w:line="240" w:lineRule="auto"/>
         <w:jc w:val="center"/>
       </w:pPr>
       <w:r>
-        <w:rPr>
-          <w:rFonts w:ascii="Times New Roman" w:hAnsi="Times New Roman" w:eastAsia="Times New Roman"/>
-          <w:b/>
-          <w:color w:val="000000"/>
-          <w:sz w:val="26"/>
-        </w:rPr>
-        <w:t>Nirmala Memorial Foundation College of Commerce and Science (Autonomous)</w:t>
+        <w:drawing>
+          <wp:inline xmlns:a="http://schemas.openxmlformats.org/drawingml/2006/main" xmlns:pic="http://schemas.openxmlformats.org/drawingml/2006/picture">
+            <wp:extent cx="7772400" cy="10058400"/>
+            <wp:docPr id="1" name="Picture 1"/>
+            <wp:cNvGraphicFramePr>
+              <a:graphicFrameLocks noChangeAspect="1"/>
+            </wp:cNvGraphicFramePr>
+            <a:graphic>
+              <a:graphicData uri="http://schemas.openxmlformats.org/drawingml/2006/picture">
+                <pic:pic>
+                  <pic:nvPicPr>
+                    <pic:cNvPr id="0" name="CEP_Feedback_Questionnaire_p1.png"/>
+                    <pic:cNvPicPr/>
+                  </pic:nvPicPr>
+                  <pic:blipFill>
+                    <a:blip r:embed="rId9"/>
+                    <a:stretch>
+                      <a:fillRect/>
+                    </a:stretch>
+                  </pic:blipFill>
+                  <pic:spPr>
+                    <a:xfrm>
+                      <a:off x="0" y="0"/>
+                      <a:ext cx="7772400" cy="10058400"/>
+                    </a:xfrm>
+                    <a:prstGeom prst="rect"/>
+                  </pic:spPr>
+                </pic:pic>
+              </a:graphicData>
+            </a:graphic>
+          </wp:inline>
+        </w:drawing>
       </w:r>
     </w:p>
-    <w:p>
-      <w:pPr>
-        <w:jc w:val="center"/>
-      </w:pPr>
-      <w:r>
-        <w:rPr>
-          <w:rFonts w:ascii="Times New Roman" w:hAnsi="Times New Roman" w:eastAsia="Times New Roman"/>
-          <w:b w:val="0"/>
-          <w:color w:val="000000"/>
-          <w:sz w:val="22"/>
-        </w:rPr>
-        <w:t>Department of Information Technology</w:t>
-      </w:r>
-    </w:p>
-    <w:p>
-      <w:pPr>
-        <w:jc w:val="center"/>
-      </w:pPr>
-      <w:r>
-        <w:rPr>
-          <w:rFonts w:ascii="Times New Roman" w:hAnsi="Times New Roman" w:eastAsia="Times New Roman"/>
-          <w:b/>
-          <w:color w:val="000000"/>
-          <w:sz w:val="22"/>
-        </w:rPr>
-        <w:t>Community Engagement Project Questionnaire</w:t>
-      </w:r>
-    </w:p>
-    <w:tbl>
-      <w:tblPr>
-        <w:tblStyle w:val="TableGrid"/>
-        <w:tblW w:type="auto" w:w="0"/>
-        <w:tblLook w:firstColumn="1" w:firstRow="1" w:lastColumn="0" w:lastRow="0" w:noHBand="0" w:noVBand="1" w:val="04A0"/>
-      </w:tblPr>
-      <w:tblGrid>
-        <w:gridCol w:w="5213"/>
-        <w:gridCol w:w="5213"/>
-      </w:tblGrid>
-      <w:tr>
-        <w:tc>
-          <w:tcPr>
-            <w:tcW w:type="dxa" w:w="5213"/>
-          </w:tcPr>
-          <w:p>
-            <w:r>
-              <w:rPr>
-                <w:rFonts w:ascii="Times New Roman" w:hAnsi="Times New Roman" w:eastAsia="Times New Roman"/>
-                <w:b w:val="0"/>
-                <w:color w:val="000000"/>
-                <w:sz w:val="20"/>
-              </w:rPr>
-              <w:t>Name of Student(s): Mr. Om Keluskar, Mr. Jashith Agre</w:t>
-            </w:r>
-          </w:p>
-        </w:tc>
-        <w:tc>
-          <w:tcPr>
-            <w:tcW w:type="dxa" w:w="5213"/>
-          </w:tcPr>
-          <w:p>
-            <w:r>
-              <w:rPr>
-                <w:rFonts w:ascii="Times New Roman" w:hAnsi="Times New Roman" w:eastAsia="Times New Roman"/>
-                <w:b w:val="0"/>
-                <w:color w:val="000000"/>
-                <w:sz w:val="20"/>
-              </w:rPr>
-              <w:t>Name of Participant: ____________________</w:t>
-            </w:r>
-          </w:p>
-        </w:tc>
-      </w:tr>
-      <w:tr>
-        <w:tc>
-          <w:tcPr>
-            <w:tcW w:type="dxa" w:w="5213"/>
-          </w:tcPr>
-          <w:p>
-            <w:r>
-              <w:rPr>
-                <w:rFonts w:ascii="Times New Roman" w:hAnsi="Times New Roman" w:eastAsia="Times New Roman"/>
-                <w:b w:val="0"/>
-                <w:color w:val="000000"/>
-                <w:sz w:val="20"/>
-              </w:rPr>
-              <w:t>Seat No: 24TIT078, 24TIT011</w:t>
-            </w:r>
-          </w:p>
-        </w:tc>
-        <w:tc>
-          <w:tcPr>
-            <w:tcW w:type="dxa" w:w="5213"/>
-          </w:tcPr>
-          <w:p>
-            <w:r>
-              <w:rPr>
-                <w:rFonts w:ascii="Times New Roman" w:hAnsi="Times New Roman" w:eastAsia="Times New Roman"/>
-                <w:b w:val="0"/>
-                <w:color w:val="000000"/>
-                <w:sz w:val="20"/>
-              </w:rPr>
-              <w:t>Signature of Participant: ____________________</w:t>
-            </w:r>
-          </w:p>
-        </w:tc>
-      </w:tr>
-    </w:tbl>
-    <w:p>
-      <w:pPr>
-        <w:jc w:val="center"/>
-      </w:pPr>
-      <w:r>
-        <w:rPr>
-          <w:rFonts w:ascii="Times New Roman" w:hAnsi="Times New Roman" w:eastAsia="Times New Roman"/>
-          <w:b/>
-          <w:color w:val="000000"/>
-          <w:sz w:val="28"/>
-        </w:rPr>
-        <w:t>Feedback Questionnaire</w:t>
-      </w:r>
-    </w:p>
-    <w:tbl>
-      <w:tblPr>
-        <w:tblStyle w:val="TableGrid"/>
-        <w:tblW w:type="auto" w:w="0"/>
-        <w:jc w:val="center"/>
-        <w:tblLook w:firstColumn="1" w:firstRow="1" w:lastColumn="0" w:lastRow="0" w:noHBand="0" w:noVBand="1" w:val="04A0"/>
-      </w:tblPr>
-      <w:tblGrid>
-        <w:gridCol w:w="10426"/>
-      </w:tblGrid>
-      <w:tr>
-        <w:tc>
-          <w:tcPr>
-            <w:tcW w:type="dxa" w:w="10426"/>
-            <w:tcMar>
-              <w:top w:w="90" w:type="dxa"/>
-              <w:left w:w="120" w:type="dxa"/>
-              <w:bottom w:w="90" w:type="dxa"/>
-              <w:right w:w="120" w:type="dxa"/>
-            </w:tcMar>
-          </w:tcPr>
-          <w:p>
-            <w:pPr>
-              <w:spacing w:after="120" w:before="60"/>
-            </w:pPr>
-            <w:r/>
-            <w:r>
-              <w:rPr>
-                <w:rFonts w:ascii="Times New Roman" w:hAnsi="Times New Roman" w:eastAsia="Times New Roman"/>
-                <w:b/>
-                <w:color w:val="000000"/>
-                <w:sz w:val="20"/>
-              </w:rPr>
-              <w:t>1. How easy was it to understand the purpose of the IoT bus-stop overcrowding system?</w:t>
-            </w:r>
-          </w:p>
-          <w:p>
-            <w:pPr>
-              <w:tabs>
-                <w:tab w:pos="0" w:val="left"/>
-                <w:tab w:pos="2574" w:val="left"/>
-                <w:tab w:pos="5148" w:val="left"/>
-                <w:tab w:pos="7722" w:val="left"/>
-              </w:tabs>
-              <w:spacing w:before="80" w:after="80" w:line="276" w:lineRule="auto"/>
-            </w:pPr>
-            <w:r>
-              <w:rPr>
-                <w:rFonts w:ascii="Times New Roman" w:hAnsi="Times New Roman" w:eastAsia="Times New Roman"/>
-                <w:b w:val="0"/>
-                <w:color w:val="000000"/>
-                <w:sz w:val="18"/>
-              </w:rPr>
-              <w:t>☐   Very Easy</w:t>
-              <w:tab/>
-              <w:t>☐   Easy</w:t>
-              <w:tab/>
-              <w:t>☐   Neutral</w:t>
-              <w:tab/>
-              <w:t>☐   Difficult</w:t>
-            </w:r>
-          </w:p>
-        </w:tc>
-      </w:tr>
-      <w:tr>
-        <w:tc>
-          <w:tcPr>
-            <w:tcW w:type="dxa" w:w="10426"/>
-            <w:tcMar>
-              <w:top w:w="90" w:type="dxa"/>
-              <w:left w:w="120" w:type="dxa"/>
-              <w:bottom w:w="90" w:type="dxa"/>
-              <w:right w:w="120" w:type="dxa"/>
-            </w:tcMar>
-          </w:tcPr>
-          <w:p>
-            <w:pPr>
-              <w:spacing w:after="120" w:before="60"/>
-            </w:pPr>
-            <w:r/>
-            <w:r>
-              <w:rPr>
-                <w:rFonts w:ascii="Times New Roman" w:hAnsi="Times New Roman" w:eastAsia="Times New Roman"/>
-                <w:b/>
-                <w:color w:val="000000"/>
-                <w:sz w:val="20"/>
-              </w:rPr>
-              <w:t>2. How useful do you think automatic passenger counting using the IoT sensor would be for overcrowding awareness?</w:t>
-            </w:r>
-          </w:p>
-          <w:p>
-            <w:pPr>
-              <w:tabs>
-                <w:tab w:pos="0" w:val="left"/>
-                <w:tab w:pos="2574" w:val="left"/>
-                <w:tab w:pos="5148" w:val="left"/>
-                <w:tab w:pos="7722" w:val="left"/>
-              </w:tabs>
-              <w:spacing w:before="80" w:after="80" w:line="276" w:lineRule="auto"/>
-            </w:pPr>
-            <w:r>
-              <w:rPr>
-                <w:rFonts w:ascii="Times New Roman" w:hAnsi="Times New Roman" w:eastAsia="Times New Roman"/>
-                <w:b w:val="0"/>
-                <w:color w:val="000000"/>
-                <w:sz w:val="18"/>
-              </w:rPr>
-              <w:t>☐   Very Useful</w:t>
-              <w:tab/>
-              <w:t>☐   Useful</w:t>
-              <w:tab/>
-              <w:t>☐   Moderately Useful</w:t>
-              <w:tab/>
-              <w:t>☐   Not Useful at All</w:t>
-            </w:r>
-          </w:p>
-        </w:tc>
-      </w:tr>
-      <w:tr>
-        <w:tc>
-          <w:tcPr>
-            <w:tcW w:type="dxa" w:w="10426"/>
-            <w:tcMar>
-              <w:top w:w="90" w:type="dxa"/>
-              <w:left w:w="120" w:type="dxa"/>
-              <w:bottom w:w="90" w:type="dxa"/>
-              <w:right w:w="120" w:type="dxa"/>
-            </w:tcMar>
-          </w:tcPr>
-          <w:p>
-            <w:pPr>
-              <w:spacing w:after="120" w:before="60"/>
-            </w:pPr>
-            <w:r/>
-            <w:r>
-              <w:rPr>
-                <w:rFonts w:ascii="Times New Roman" w:hAnsi="Times New Roman" w:eastAsia="Times New Roman"/>
-                <w:b/>
-                <w:color w:val="000000"/>
-                <w:sz w:val="20"/>
-              </w:rPr>
-              <w:t>3. How clear and understandable was the demonstrated overcrowding-prediction process?</w:t>
-            </w:r>
-          </w:p>
-          <w:p>
-            <w:pPr>
-              <w:tabs>
-                <w:tab w:pos="0" w:val="left"/>
-                <w:tab w:pos="2574" w:val="left"/>
-                <w:tab w:pos="5148" w:val="left"/>
-                <w:tab w:pos="7722" w:val="left"/>
-              </w:tabs>
-              <w:spacing w:before="80" w:after="80" w:line="276" w:lineRule="auto"/>
-            </w:pPr>
-            <w:r>
-              <w:rPr>
-                <w:rFonts w:ascii="Times New Roman" w:hAnsi="Times New Roman" w:eastAsia="Times New Roman"/>
-                <w:b w:val="0"/>
-                <w:color w:val="000000"/>
-                <w:sz w:val="18"/>
-              </w:rPr>
-              <w:t>☐   Very Clear</w:t>
-              <w:tab/>
-              <w:t>☐   Clear</w:t>
-              <w:tab/>
-              <w:t>☐   Neutral</w:t>
-              <w:tab/>
-              <w:t>☐   Unclear</w:t>
-            </w:r>
-          </w:p>
-        </w:tc>
-      </w:tr>
-      <w:tr>
-        <w:tc>
-          <w:tcPr>
-            <w:tcW w:type="dxa" w:w="10426"/>
-            <w:tcMar>
-              <w:top w:w="90" w:type="dxa"/>
-              <w:left w:w="120" w:type="dxa"/>
-              <w:bottom w:w="90" w:type="dxa"/>
-              <w:right w:w="120" w:type="dxa"/>
-            </w:tcMar>
-          </w:tcPr>
-          <w:p>
-            <w:pPr>
-              <w:spacing w:after="120" w:before="60"/>
-            </w:pPr>
-            <w:r/>
-            <w:r>
-              <w:rPr>
-                <w:rFonts w:ascii="Times New Roman" w:hAnsi="Times New Roman" w:eastAsia="Times New Roman"/>
-                <w:b/>
-                <w:color w:val="000000"/>
-                <w:sz w:val="20"/>
-              </w:rPr>
-              <w:t>4. How useful were the on-site red and green LED indicators for understanding crowding?</w:t>
-            </w:r>
-          </w:p>
-          <w:p>
-            <w:pPr>
-              <w:tabs>
-                <w:tab w:pos="0" w:val="left"/>
-                <w:tab w:pos="2574" w:val="left"/>
-                <w:tab w:pos="5148" w:val="left"/>
-                <w:tab w:pos="7722" w:val="left"/>
-              </w:tabs>
-              <w:spacing w:before="80" w:after="80" w:line="276" w:lineRule="auto"/>
-            </w:pPr>
-            <w:r>
-              <w:rPr>
-                <w:rFonts w:ascii="Times New Roman" w:hAnsi="Times New Roman" w:eastAsia="Times New Roman"/>
-                <w:b w:val="0"/>
-                <w:color w:val="000000"/>
-                <w:sz w:val="18"/>
-              </w:rPr>
-              <w:t>☐   Very Useful</w:t>
-              <w:tab/>
-              <w:t>☐   Useful</w:t>
-              <w:tab/>
-              <w:t>☐   Moderately Useful</w:t>
-              <w:tab/>
-              <w:t>☐   Not Useful at All</w:t>
-            </w:r>
-          </w:p>
-        </w:tc>
-      </w:tr>
-      <w:tr>
-        <w:tc>
-          <w:tcPr>
-            <w:tcW w:type="dxa" w:w="10426"/>
-            <w:tcMar>
-              <w:top w:w="90" w:type="dxa"/>
-              <w:left w:w="120" w:type="dxa"/>
-              <w:bottom w:w="90" w:type="dxa"/>
-              <w:right w:w="120" w:type="dxa"/>
-            </w:tcMar>
-          </w:tcPr>
-          <w:p>
-            <w:pPr>
-              <w:spacing w:after="120" w:before="60"/>
-            </w:pPr>
-            <w:r/>
-            <w:r>
-              <w:rPr>
-                <w:rFonts w:ascii="Times New Roman" w:hAnsi="Times New Roman" w:eastAsia="Times New Roman"/>
-                <w:b/>
-                <w:color w:val="000000"/>
-                <w:sz w:val="20"/>
-              </w:rPr>
-              <w:t>5. How useful would real-time Telegram alerts be for depot staff when crowding becomes CRITICAL?</w:t>
-            </w:r>
-          </w:p>
-          <w:p>
-            <w:pPr>
-              <w:tabs>
-                <w:tab w:pos="0" w:val="left"/>
-                <w:tab w:pos="2574" w:val="left"/>
-                <w:tab w:pos="5148" w:val="left"/>
-                <w:tab w:pos="7722" w:val="left"/>
-              </w:tabs>
-              <w:spacing w:before="80" w:after="80" w:line="276" w:lineRule="auto"/>
-            </w:pPr>
-            <w:r>
-              <w:rPr>
-                <w:rFonts w:ascii="Times New Roman" w:hAnsi="Times New Roman" w:eastAsia="Times New Roman"/>
-                <w:b w:val="0"/>
-                <w:color w:val="000000"/>
-                <w:sz w:val="18"/>
-              </w:rPr>
-              <w:t>☐   Very Useful</w:t>
-              <w:tab/>
-              <w:t>☐   Useful</w:t>
-              <w:tab/>
-              <w:t>☐   Moderately Useful</w:t>
-              <w:tab/>
-              <w:t>☐   Not Useful at All</w:t>
-            </w:r>
-          </w:p>
-        </w:tc>
-      </w:tr>
-      <w:tr>
-        <w:tc>
-          <w:tcPr>
-            <w:tcW w:type="dxa" w:w="10426"/>
-            <w:tcMar>
-              <w:top w:w="90" w:type="dxa"/>
-              <w:left w:w="120" w:type="dxa"/>
-              <w:bottom w:w="90" w:type="dxa"/>
-              <w:right w:w="120" w:type="dxa"/>
-            </w:tcMar>
-          </w:tcPr>
-          <w:p>
-            <w:pPr>
-              <w:spacing w:after="120" w:before="60"/>
-            </w:pPr>
-            <w:r/>
-            <w:r>
-              <w:rPr>
-                <w:rFonts w:ascii="Times New Roman" w:hAnsi="Times New Roman" w:eastAsia="Times New Roman"/>
-                <w:b/>
-                <w:color w:val="000000"/>
-                <w:sz w:val="20"/>
-              </w:rPr>
-              <w:t>6. How easy was it to understand the crowding information shown on the dashboard (count, weather, risk, status)?</w:t>
-            </w:r>
-          </w:p>
-          <w:p>
-            <w:pPr>
-              <w:tabs>
-                <w:tab w:pos="0" w:val="left"/>
-                <w:tab w:pos="2574" w:val="left"/>
-                <w:tab w:pos="5148" w:val="left"/>
-                <w:tab w:pos="7722" w:val="left"/>
-              </w:tabs>
-              <w:spacing w:before="80" w:after="80" w:line="276" w:lineRule="auto"/>
-            </w:pPr>
-            <w:r>
-              <w:rPr>
-                <w:rFonts w:ascii="Times New Roman" w:hAnsi="Times New Roman" w:eastAsia="Times New Roman"/>
-                <w:b w:val="0"/>
-                <w:color w:val="000000"/>
-                <w:sz w:val="18"/>
-              </w:rPr>
-              <w:t>☐   Very Easy</w:t>
-              <w:tab/>
-              <w:t>☐   Easy</w:t>
-              <w:tab/>
-              <w:t>☐   Neutral</w:t>
-              <w:tab/>
-              <w:t>☐   Difficult</w:t>
-            </w:r>
-          </w:p>
-        </w:tc>
-      </w:tr>
-      <w:tr>
-        <w:tc>
-          <w:tcPr>
-            <w:tcW w:type="dxa" w:w="10426"/>
-            <w:tcMar>
-              <w:top w:w="90" w:type="dxa"/>
-              <w:left w:w="120" w:type="dxa"/>
-              <w:bottom w:w="90" w:type="dxa"/>
-              <w:right w:w="120" w:type="dxa"/>
-            </w:tcMar>
-          </w:tcPr>
-          <w:p>
-            <w:pPr>
-              <w:spacing w:after="120" w:before="60"/>
-            </w:pPr>
-            <w:r/>
-            <w:r>
-              <w:rPr>
-                <w:rFonts w:ascii="Times New Roman" w:hAnsi="Times New Roman" w:eastAsia="Times New Roman"/>
-                <w:b/>
-                <w:color w:val="000000"/>
-                <w:sz w:val="20"/>
-              </w:rPr>
-              <w:t>7. How clearly did the hardware demonstration show how the sensor detects passenger crossings?</w:t>
-            </w:r>
-          </w:p>
-          <w:p>
-            <w:pPr>
-              <w:tabs>
-                <w:tab w:pos="0" w:val="left"/>
-                <w:tab w:pos="2574" w:val="left"/>
-                <w:tab w:pos="5148" w:val="left"/>
-                <w:tab w:pos="7722" w:val="left"/>
-              </w:tabs>
-              <w:spacing w:before="80" w:after="80" w:line="276" w:lineRule="auto"/>
-            </w:pPr>
-            <w:r>
-              <w:rPr>
-                <w:rFonts w:ascii="Times New Roman" w:hAnsi="Times New Roman" w:eastAsia="Times New Roman"/>
-                <w:b w:val="0"/>
-                <w:color w:val="000000"/>
-                <w:sz w:val="18"/>
-              </w:rPr>
-              <w:t>☐   Very Clear</w:t>
-              <w:tab/>
-              <w:t>☐   Clear</w:t>
-              <w:tab/>
-              <w:t>☐   Neutral</w:t>
-              <w:tab/>
-              <w:t>☐   Unclear</w:t>
-            </w:r>
-          </w:p>
-        </w:tc>
-      </w:tr>
-      <w:tr>
-        <w:tc>
-          <w:tcPr>
-            <w:tcW w:type="dxa" w:w="10426"/>
-            <w:tcMar>
-              <w:top w:w="90" w:type="dxa"/>
-              <w:left w:w="120" w:type="dxa"/>
-              <w:bottom w:w="90" w:type="dxa"/>
-              <w:right w:w="120" w:type="dxa"/>
-            </w:tcMar>
-          </w:tcPr>
-          <w:p>
-            <w:pPr>
-              <w:spacing w:after="120" w:before="60"/>
-            </w:pPr>
-            <w:r/>
-            <w:r>
-              <w:rPr>
-                <w:rFonts w:ascii="Times New Roman" w:hAnsi="Times New Roman" w:eastAsia="Times New Roman"/>
-                <w:b/>
-                <w:color w:val="000000"/>
-                <w:sz w:val="20"/>
-              </w:rPr>
-              <w:t>8. How confident are you that this system can warn of overcrowding faster than manual visual guessing?</w:t>
-            </w:r>
-          </w:p>
-          <w:p>
-            <w:pPr>
-              <w:tabs>
-                <w:tab w:pos="0" w:val="left"/>
-                <w:tab w:pos="2574" w:val="left"/>
-                <w:tab w:pos="5148" w:val="left"/>
-                <w:tab w:pos="7722" w:val="left"/>
-              </w:tabs>
-              <w:spacing w:before="80" w:after="80" w:line="276" w:lineRule="auto"/>
-            </w:pPr>
-            <w:r>
-              <w:rPr>
-                <w:rFonts w:ascii="Times New Roman" w:hAnsi="Times New Roman" w:eastAsia="Times New Roman"/>
-                <w:b w:val="0"/>
-                <w:color w:val="000000"/>
-                <w:sz w:val="18"/>
-              </w:rPr>
-              <w:t>☐   Very Confident</w:t>
-              <w:tab/>
-              <w:t>☐   Confident</w:t>
-              <w:tab/>
-              <w:t>☐   Moderately Confident</w:t>
-              <w:tab/>
-              <w:t>☐   Slightly Confident</w:t>
-            </w:r>
-          </w:p>
-        </w:tc>
-      </w:tr>
-      <w:tr>
-        <w:tc>
-          <w:tcPr>
-            <w:tcW w:type="dxa" w:w="10426"/>
-            <w:tcMar>
-              <w:top w:w="90" w:type="dxa"/>
-              <w:left w:w="120" w:type="dxa"/>
-              <w:bottom w:w="90" w:type="dxa"/>
-              <w:right w:w="120" w:type="dxa"/>
-            </w:tcMar>
-          </w:tcPr>
-          <w:p>
-            <w:pPr>
-              <w:spacing w:after="120" w:before="60"/>
-            </w:pPr>
-            <w:r/>
-            <w:r>
-              <w:rPr>
-                <w:rFonts w:ascii="Times New Roman" w:hAnsi="Times New Roman" w:eastAsia="Times New Roman"/>
-                <w:b/>
-                <w:color w:val="000000"/>
-                <w:sz w:val="20"/>
-              </w:rPr>
-              <w:t>9. Would you be willing to use this system if it remained available at Dindoshi Route 326?</w:t>
-            </w:r>
-          </w:p>
-          <w:p>
-            <w:pPr>
-              <w:tabs>
-                <w:tab w:pos="0" w:val="left"/>
-                <w:tab w:pos="2574" w:val="left"/>
-                <w:tab w:pos="5148" w:val="left"/>
-                <w:tab w:pos="7722" w:val="left"/>
-              </w:tabs>
-              <w:spacing w:before="80" w:after="80" w:line="276" w:lineRule="auto"/>
-            </w:pPr>
-            <w:r>
-              <w:rPr>
-                <w:rFonts w:ascii="Times New Roman" w:hAnsi="Times New Roman" w:eastAsia="Times New Roman"/>
-                <w:b w:val="0"/>
-                <w:color w:val="000000"/>
-                <w:sz w:val="18"/>
-              </w:rPr>
-              <w:t>☐   Definitely Yes</w:t>
-              <w:tab/>
-              <w:t>☐   Probably Yes</w:t>
-              <w:tab/>
-              <w:t>☐   Not Sure</w:t>
-              <w:tab/>
-              <w:t>☐   Definitely No</w:t>
-            </w:r>
-          </w:p>
-        </w:tc>
-      </w:tr>
-      <w:tr>
-        <w:tc>
-          <w:tcPr>
-            <w:tcW w:type="dxa" w:w="10426"/>
-            <w:tcMar>
-              <w:top w:w="90" w:type="dxa"/>
-              <w:left w:w="120" w:type="dxa"/>
-              <w:bottom w:w="90" w:type="dxa"/>
-              <w:right w:w="120" w:type="dxa"/>
-            </w:tcMar>
-          </w:tcPr>
-          <w:p>
-            <w:pPr>
-              <w:spacing w:after="120" w:before="60"/>
-            </w:pPr>
-            <w:r/>
-            <w:r>
-              <w:rPr>
-                <w:rFonts w:ascii="Times New Roman" w:hAnsi="Times New Roman" w:eastAsia="Times New Roman"/>
-                <w:b/>
-                <w:color w:val="000000"/>
-                <w:sz w:val="20"/>
-              </w:rPr>
-              <w:t>10. How clear and easy to understand were the NORMAL, WARNING, and CRITICAL status lights?</w:t>
-            </w:r>
-          </w:p>
-          <w:p>
-            <w:pPr>
-              <w:tabs>
-                <w:tab w:pos="0" w:val="left"/>
-                <w:tab w:pos="2574" w:val="left"/>
-                <w:tab w:pos="5148" w:val="left"/>
-                <w:tab w:pos="7722" w:val="left"/>
-              </w:tabs>
-              <w:spacing w:before="80" w:after="80" w:line="276" w:lineRule="auto"/>
-            </w:pPr>
-            <w:r>
-              <w:rPr>
-                <w:rFonts w:ascii="Times New Roman" w:hAnsi="Times New Roman" w:eastAsia="Times New Roman"/>
-                <w:b w:val="0"/>
-                <w:color w:val="000000"/>
-                <w:sz w:val="18"/>
-              </w:rPr>
-              <w:t>☐   Very Clear</w:t>
-              <w:tab/>
-              <w:t>☐   Clear</w:t>
-              <w:tab/>
-              <w:t>☐   Neutral</w:t>
-              <w:tab/>
-              <w:t>☐   Unclear</w:t>
-            </w:r>
-          </w:p>
-        </w:tc>
-      </w:tr>
-      <w:tr>
-        <w:tc>
-          <w:tcPr>
-            <w:tcW w:type="dxa" w:w="10426"/>
-            <w:tcMar>
-              <w:top w:w="90" w:type="dxa"/>
-              <w:left w:w="120" w:type="dxa"/>
-              <w:bottom w:w="90" w:type="dxa"/>
-              <w:right w:w="120" w:type="dxa"/>
-            </w:tcMar>
-          </w:tcPr>
-          <w:p>
-            <w:pPr>
-              <w:spacing w:after="120" w:before="60"/>
-            </w:pPr>
-            <w:r/>
-            <w:r>
-              <w:rPr>
-                <w:rFonts w:ascii="Times New Roman" w:hAnsi="Times New Roman" w:eastAsia="Times New Roman"/>
-                <w:b/>
-                <w:color w:val="000000"/>
-                <w:sz w:val="20"/>
-              </w:rPr>
-              <w:t>11. How useful do you think this system would be for improving crowding awareness at your bus stop?</w:t>
-            </w:r>
-          </w:p>
-          <w:p>
-            <w:pPr>
-              <w:tabs>
-                <w:tab w:pos="0" w:val="left"/>
-                <w:tab w:pos="2574" w:val="left"/>
-                <w:tab w:pos="5148" w:val="left"/>
-                <w:tab w:pos="7722" w:val="left"/>
-              </w:tabs>
-              <w:spacing w:before="80" w:after="80" w:line="276" w:lineRule="auto"/>
-            </w:pPr>
-            <w:r>
-              <w:rPr>
-                <w:rFonts w:ascii="Times New Roman" w:hAnsi="Times New Roman" w:eastAsia="Times New Roman"/>
-                <w:b w:val="0"/>
-                <w:color w:val="000000"/>
-                <w:sz w:val="18"/>
-              </w:rPr>
-              <w:t>☐   Very Useful</w:t>
-              <w:tab/>
-              <w:t>☐   Useful</w:t>
-              <w:tab/>
-              <w:t>☐   Moderately Useful</w:t>
-              <w:tab/>
-              <w:t>☐   Not Useful at All</w:t>
-            </w:r>
-          </w:p>
-        </w:tc>
-      </w:tr>
-      <w:tr>
-        <w:tc>
-          <w:tcPr>
-            <w:tcW w:type="dxa" w:w="10426"/>
-            <w:tcMar>
-              <w:top w:w="90" w:type="dxa"/>
-              <w:left w:w="120" w:type="dxa"/>
-              <w:bottom w:w="90" w:type="dxa"/>
-              <w:right w:w="120" w:type="dxa"/>
-            </w:tcMar>
-          </w:tcPr>
-          <w:p>
-            <w:pPr>
-              <w:spacing w:after="120" w:before="60"/>
-            </w:pPr>
-            <w:r/>
-            <w:r>
-              <w:rPr>
-                <w:rFonts w:ascii="Times New Roman" w:hAnsi="Times New Roman" w:eastAsia="Times New Roman"/>
-                <w:b/>
-                <w:color w:val="000000"/>
-                <w:sz w:val="20"/>
-              </w:rPr>
-              <w:t>12. Overall, how satisfied are you with the IoT bus-stop overcrowding system and its potential for commuter safety?</w:t>
-            </w:r>
-          </w:p>
-          <w:p>
-            <w:pPr>
-              <w:tabs>
-                <w:tab w:pos="0" w:val="left"/>
-                <w:tab w:pos="2574" w:val="left"/>
-                <w:tab w:pos="5148" w:val="left"/>
-                <w:tab w:pos="7722" w:val="left"/>
-              </w:tabs>
-              <w:spacing w:before="80" w:after="80" w:line="276" w:lineRule="auto"/>
-            </w:pPr>
-            <w:r>
-              <w:rPr>
-                <w:rFonts w:ascii="Times New Roman" w:hAnsi="Times New Roman" w:eastAsia="Times New Roman"/>
-                <w:b w:val="0"/>
-                <w:color w:val="000000"/>
-                <w:sz w:val="18"/>
-              </w:rPr>
-              <w:t>☐   Very Satisfied</w:t>
-              <w:tab/>
-              <w:t>☐   Satisfied</w:t>
-              <w:tab/>
-              <w:t>☐   Neutral</w:t>
-              <w:tab/>
-              <w:t>☐   Dissatisfied</w:t>
-            </w:r>
-          </w:p>
-        </w:tc>
-      </w:tr>
-    </w:tbl>
     <w:sectPr>
-      <w:footerReference w:type="default" r:id="rId9"/>
       <w:pgSz w:w="12240" w:h="15840"/>
-      <w:pgMar w:top="794" w:right="907" w:bottom="907" w:left="907" w:header="720" w:footer="720" w:gutter="0"/>
+      <w:pgMar w:top="0" w:right="0" w:bottom="0" w:left="0" w:header="720" w:footer="720" w:gutter="0"/>
       <w:cols w:space="720"/>
       <w:docGrid w:linePitch="360"/>
-      <w:pgNumType w:start="95"/>
     </w:sectPr>
   </w:body>
 </w:document>
-</file>
-
-<file path=word/footer1.xml><?xml version="1.0" encoding="utf-8"?>
-<w:ftr xmlns:m="http://schemas.openxmlformats.org/officeDocument/2006/math" xmlns:mc="http://schemas.openxmlformats.org/markup-compatibility/2006" xmlns:mo="http://schemas.microsoft.com/office/mac/office/2008/main" xmlns:mv="urn:schemas-microsoft-com:mac:vml" xmlns:o="urn:schemas-microsoft-com:office:office" xmlns:r="http://schemas.openxmlformats.org/officeDocument/2006/relationships" xmlns:v="urn:schemas-microsoft-com:vml" xmlns:w10="urn:schemas-microsoft-com:office:word" xmlns:w14="http://schemas.microsoft.com/office/word/2010/wordml" xmlns:w="http://schemas.openxmlformats.org/wordprocessingml/2006/main" xmlns:wne="http://schemas.microsoft.com/office/word/2006/wordml" xmlns:wp14="http://schemas.microsoft.com/office/word/2010/wordprocessingDrawing" xmlns:wp="http://schemas.openxmlformats.org/drawingml/2006/wordprocessingDrawing" xmlns:wpc="http://schemas.microsoft.com/office/word/2010/wordprocessingCanvas" xmlns:wpg="http://schemas.microsoft.com/office/word/2010/wordprocessingGroup" xmlns:wpi="http://schemas.microsoft.com/office/word/2010/wordprocessingInk" xmlns:wps="http://schemas.microsoft.com/office/word/2010/wordprocessingShape" mc:Ignorable="w14 wp14">
-  <w:p>
-    <w:pPr>
-      <w:pStyle w:val="Footer"/>
-      <w:jc w:val="center"/>
-    </w:pPr>
-    <w:r>
-      <w:rPr>
-        <w:rFonts w:ascii="Times New Roman" w:hAnsi="Times New Roman" w:eastAsia="Times New Roman"/>
-        <w:b w:val="0"/>
-        <w:color w:val="000000"/>
-        <w:sz w:val="24"/>
-      </w:rPr>
-      <w:fldChar w:fldCharType="begin"/>
-      <w:instrText xml:space="preserve"> PAGE </w:instrText>
-      <w:fldChar w:fldCharType="end"/>
-    </w:r>
-  </w:p>
-</w:ftr>
 </file>
 
 <file path=word/numbering.xml><?xml version="1.0" encoding="utf-8"?>

--- a/cep-iot-bus-stop/chapters/CEP_Feedback_Questionnaire.docx
+++ b/cep-iot-bus-stop/chapters/CEP_Feedback_Questionnaire.docx
@@ -19,7 +19,7 @@
               <a:graphicData uri="http://schemas.openxmlformats.org/drawingml/2006/picture">
                 <pic:pic>
                   <pic:nvPicPr>
-                    <pic:cNvPr id="0" name="CEP_Feedback_Questionnaire_p1.png"/>
+                    <pic:cNvPr id="0" name="CEP_Feedback_Questionnaire.png"/>
                     <pic:cNvPicPr/>
                   </pic:nvPicPr>
                   <pic:blipFill>
